--- a/Context/Bao_cao_ky_thuat/Báo cáo kỹ thuật tuần 4.docx
+++ b/Context/Bao_cao_ky_thuat/Báo cáo kỹ thuật tuần 4.docx
@@ -1146,11 +1146,12 @@
           <w:sz w:val="26"/>
           <w:szCs w:val="26"/>
         </w:rPr>
-        <w:t>Kiểm tra nhiều nguồn sát thương, gồm va chạm với S1e1, vũ khí Ishmael và phím debug.</w:t>
-      </w:r>
-    </w:p>
-    <w:p>
-      <w:pPr>
+        <w:t>Kiểm tra nhiều nguồn sát thương</w:t>
+      </w:r>
+    </w:p>
+    <w:p>
+      <w:pPr>
+        <w:ind w:left="360"/>
         <w:jc w:val="both"/>
         <w:rPr>
           <w:rFonts w:ascii="Times New Roman" w:hAnsi="Times New Roman"/>
